--- a/аналитика/2 Обработка данных.docx
+++ b/аналитика/2 Обработка данных.docx
@@ -1135,7 +1135,7 @@
           <w:szCs w:val="26"/>
           <w:lang w:eastAsia="en-US"/>
         </w:rPr>
-        <w:t xml:space="preserve">Сгруппируйте данные по виду, роду и группе одновременно и скажите, у какой комбинации самое малое среднее значение показателя </w:t>
+        <w:t xml:space="preserve">Сгруппируйте данные по виду, роду и группе одновременно и скажите, у какой комбинации самое малое значение показателя </w:t>
       </w:r>
       <w:proofErr w:type="spellStart"/>
       <w:r>
@@ -2250,7 +2250,7 @@
           <w:szCs w:val="26"/>
           <w:lang w:eastAsia="en-US"/>
         </w:rPr>
-        <w:t xml:space="preserve">Сгруппируйте данные по виду, роду и группе одновременно и скажите, у какой комбинации самое большое среднее значение показателя </w:t>
+        <w:t xml:space="preserve">Сгруппируйте данные по виду, роду и группе одновременно и скажите, у какой комбинации самое большое значение показателя </w:t>
       </w:r>
       <w:proofErr w:type="spellStart"/>
       <w:r>
